--- a/bgp-route-intent.docx
+++ b/bgp-route-intent.docx
@@ -2605,6 +2605,78 @@
         <w:t>实例清单用于意图驱动BGP运维。运维人员可参考清单定义意图、配置策略、验证合规。清单覆盖五类行为、三类性质、三类层级、两类时间、两类表达方式，确保意图完整覆盖路由行为。建议运维人员按场景选择实例，组合多维度意图，实现精细化路由控制。</w:t>
       </w:r>
     </w:p>
+    <w:p>
+      <w:r>
+        <w:drawing>
+          <wp:inline xmlns:a="http://schemas.openxmlformats.org/drawingml/2006/main" xmlns:pic="http://schemas.openxmlformats.org/drawingml/2006/picture">
+            <wp:extent cx="5029200" cy="3143250"/>
+            <wp:docPr id="2" name="Picture 2"/>
+            <wp:cNvGraphicFramePr>
+              <a:graphicFrameLocks noChangeAspect="1"/>
+            </wp:cNvGraphicFramePr>
+            <a:graphic>
+              <a:graphicData uri="http://schemas.openxmlformats.org/drawingml/2006/picture">
+                <pic:pic>
+                  <pic:nvPicPr>
+                    <pic:cNvPr id="0" name="image.png"/>
+                    <pic:cNvPicPr/>
+                  </pic:nvPicPr>
+                  <pic:blipFill>
+                    <a:blip r:embed="rId10"/>
+                    <a:stretch>
+                      <a:fillRect/>
+                    </a:stretch>
+                  </pic:blipFill>
+                  <pic:spPr>
+                    <a:xfrm>
+                      <a:off x="0" y="0"/>
+                      <a:ext cx="5029200" cy="3143250"/>
+                    </a:xfrm>
+                    <a:prstGeom prst="rect"/>
+                  </pic:spPr>
+                </pic:pic>
+              </a:graphicData>
+            </a:graphic>
+          </wp:inline>
+        </w:drawing>
+      </w:r>
+    </w:p>
+    <w:p>
+      <w:r>
+        <w:drawing>
+          <wp:inline xmlns:a="http://schemas.openxmlformats.org/drawingml/2006/main" xmlns:pic="http://schemas.openxmlformats.org/drawingml/2006/picture">
+            <wp:extent cx="5029200" cy="3143250"/>
+            <wp:docPr id="3" name="Picture 3"/>
+            <wp:cNvGraphicFramePr>
+              <a:graphicFrameLocks noChangeAspect="1"/>
+            </wp:cNvGraphicFramePr>
+            <a:graphic>
+              <a:graphicData uri="http://schemas.openxmlformats.org/drawingml/2006/picture">
+                <pic:pic>
+                  <pic:nvPicPr>
+                    <pic:cNvPr id="0" name="image.png"/>
+                    <pic:cNvPicPr/>
+                  </pic:nvPicPr>
+                  <pic:blipFill>
+                    <a:blip r:embed="rId11"/>
+                    <a:stretch>
+                      <a:fillRect/>
+                    </a:stretch>
+                  </pic:blipFill>
+                  <pic:spPr>
+                    <a:xfrm>
+                      <a:off x="0" y="0"/>
+                      <a:ext cx="5029200" cy="3143250"/>
+                    </a:xfrm>
+                    <a:prstGeom prst="rect"/>
+                  </pic:spPr>
+                </pic:pic>
+              </a:graphicData>
+            </a:graphic>
+          </wp:inline>
+        </w:drawing>
+      </w:r>
+    </w:p>
     <w:sectPr>
       <w:pgSz w:w="12240" w:h="15840"/>
       <w:pgMar w:top="1440" w:right="1800" w:bottom="1440" w:left="1800" w:header="720" w:footer="720" w:gutter="0"/>

--- a/bgp-route-intent.docx
+++ b/bgp-route-intent.docx
@@ -6194,6 +6194,114 @@
     <w:bookmarkEnd w:id="36"/>
     <w:bookmarkEnd w:id="37"/>
     <w:bookmarkEnd w:id="38"/>
+    <w:p>
+      <w:r>
+        <w:drawing>
+          <wp:inline>
+            <wp:extent cx="5029200" cy="3143250"/>
+            <wp:docPr id="1" name="Picture 1"/>
+            <wp:cNvGraphicFramePr>
+              <a:graphicFrameLocks noChangeAspect="1"/>
+            </wp:cNvGraphicFramePr>
+            <a:graphic>
+              <a:graphicData uri="http://schemas.openxmlformats.org/drawingml/2006/picture">
+                <pic:pic>
+                  <pic:nvPicPr>
+                    <pic:cNvPr id="0" name="image.png"/>
+                    <pic:cNvPicPr/>
+                  </pic:nvPicPr>
+                  <pic:blipFill>
+                    <a:blip r:embed="rId9"/>
+                    <a:stretch>
+                      <a:fillRect/>
+                    </a:stretch>
+                  </pic:blipFill>
+                  <pic:spPr>
+                    <a:xfrm>
+                      <a:off x="0" y="0"/>
+                      <a:ext cx="5029200" cy="3143250"/>
+                    </a:xfrm>
+                    <a:prstGeom prst="rect"/>
+                  </pic:spPr>
+                </pic:pic>
+              </a:graphicData>
+            </a:graphic>
+          </wp:inline>
+        </w:drawing>
+      </w:r>
+    </w:p>
+    <w:p>
+      <w:r>
+        <w:drawing>
+          <wp:inline>
+            <wp:extent cx="5029200" cy="3143250"/>
+            <wp:docPr id="2" name="Picture 2"/>
+            <wp:cNvGraphicFramePr>
+              <a:graphicFrameLocks noChangeAspect="1"/>
+            </wp:cNvGraphicFramePr>
+            <a:graphic>
+              <a:graphicData uri="http://schemas.openxmlformats.org/drawingml/2006/picture">
+                <pic:pic>
+                  <pic:nvPicPr>
+                    <pic:cNvPr id="0" name="image.png"/>
+                    <pic:cNvPicPr/>
+                  </pic:nvPicPr>
+                  <pic:blipFill>
+                    <a:blip r:embed="rId10"/>
+                    <a:stretch>
+                      <a:fillRect/>
+                    </a:stretch>
+                  </pic:blipFill>
+                  <pic:spPr>
+                    <a:xfrm>
+                      <a:off x="0" y="0"/>
+                      <a:ext cx="5029200" cy="3143250"/>
+                    </a:xfrm>
+                    <a:prstGeom prst="rect"/>
+                  </pic:spPr>
+                </pic:pic>
+              </a:graphicData>
+            </a:graphic>
+          </wp:inline>
+        </w:drawing>
+      </w:r>
+    </w:p>
+    <w:p>
+      <w:r>
+        <w:drawing>
+          <wp:inline>
+            <wp:extent cx="5029200" cy="3143250"/>
+            <wp:docPr id="3" name="Picture 3"/>
+            <wp:cNvGraphicFramePr>
+              <a:graphicFrameLocks noChangeAspect="1"/>
+            </wp:cNvGraphicFramePr>
+            <a:graphic>
+              <a:graphicData uri="http://schemas.openxmlformats.org/drawingml/2006/picture">
+                <pic:pic>
+                  <pic:nvPicPr>
+                    <pic:cNvPr id="0" name="image.png"/>
+                    <pic:cNvPicPr/>
+                  </pic:nvPicPr>
+                  <pic:blipFill>
+                    <a:blip r:embed="rId11"/>
+                    <a:stretch>
+                      <a:fillRect/>
+                    </a:stretch>
+                  </pic:blipFill>
+                  <pic:spPr>
+                    <a:xfrm>
+                      <a:off x="0" y="0"/>
+                      <a:ext cx="5029200" cy="3143250"/>
+                    </a:xfrm>
+                    <a:prstGeom prst="rect"/>
+                  </pic:spPr>
+                </pic:pic>
+              </a:graphicData>
+            </a:graphic>
+          </wp:inline>
+        </w:drawing>
+      </w:r>
+    </w:p>
     <w:sectPr>
       <w:footnotePr>
         <w:numRestart w:val="eachSect"/>
